--- a/The Modeling Academy Website/Documentation/Website Structure And Planning_WEDE5020_ST10517860.docx
+++ b/The Modeling Academy Website/Documentation/Website Structure And Planning_WEDE5020_ST10517860.docx
@@ -225,8 +225,6 @@
         </w:rPr>
         <w:t>Wireframe</w:t>
       </w:r>
-      <w:bookmarkStart w:id="0" w:name="_GoBack"/>
-      <w:bookmarkEnd w:id="0"/>
       <w:r>
         <w:rPr>
           <w:rFonts w:ascii="Times New Roman" w:eastAsia="Times New Roman" w:hAnsi="Times New Roman" w:cs="Times New Roman"/>
@@ -235,6 +233,86 @@
         </w:rPr>
         <w:t xml:space="preserve">     </w:t>
       </w:r>
+    </w:p>
+    <w:p>
+      <w:pPr>
+        <w:tabs>
+          <w:tab w:val="left" w:pos="916"/>
+          <w:tab w:val="left" w:pos="1832"/>
+          <w:tab w:val="left" w:pos="2748"/>
+          <w:tab w:val="left" w:pos="3664"/>
+          <w:tab w:val="left" w:pos="4580"/>
+          <w:tab w:val="left" w:pos="5496"/>
+          <w:tab w:val="left" w:pos="6412"/>
+          <w:tab w:val="left" w:pos="7328"/>
+          <w:tab w:val="left" w:pos="8244"/>
+          <w:tab w:val="left" w:pos="9160"/>
+          <w:tab w:val="left" w:pos="10076"/>
+          <w:tab w:val="left" w:pos="10992"/>
+          <w:tab w:val="left" w:pos="11908"/>
+          <w:tab w:val="left" w:pos="12824"/>
+          <w:tab w:val="left" w:pos="13740"/>
+          <w:tab w:val="left" w:pos="14656"/>
+        </w:tabs>
+        <w:spacing w:after="0" w:line="240" w:lineRule="auto"/>
+        <w:rPr>
+          <w:rFonts w:ascii="Times New Roman" w:eastAsia="Times New Roman" w:hAnsi="Times New Roman" w:cs="Times New Roman"/>
+          <w:sz w:val="20"/>
+          <w:szCs w:val="20"/>
+        </w:rPr>
+      </w:pPr>
+      <w:bookmarkStart w:id="0" w:name="_GoBack"/>
+      <w:r>
+        <w:rPr>
+          <w:rFonts w:ascii="Times New Roman" w:eastAsia="Times New Roman" w:hAnsi="Times New Roman" w:cs="Times New Roman"/>
+          <w:noProof/>
+          <w:sz w:val="20"/>
+          <w:szCs w:val="20"/>
+        </w:rPr>
+        <w:lastRenderedPageBreak/>
+        <w:drawing>
+          <wp:inline distT="0" distB="0" distL="0" distR="0">
+            <wp:extent cx="5943600" cy="4532630"/>
+            <wp:effectExtent l="0" t="0" r="0" b="1270"/>
+            <wp:docPr id="1" name="Picture 1"/>
+            <wp:cNvGraphicFramePr>
+              <a:graphicFrameLocks xmlns:a="http://schemas.openxmlformats.org/drawingml/2006/main" noChangeAspect="1"/>
+            </wp:cNvGraphicFramePr>
+            <a:graphic xmlns:a="http://schemas.openxmlformats.org/drawingml/2006/main">
+              <a:graphicData uri="http://schemas.openxmlformats.org/drawingml/2006/picture">
+                <pic:pic xmlns:pic="http://schemas.openxmlformats.org/drawingml/2006/picture">
+                  <pic:nvPicPr>
+                    <pic:cNvPr id="1" name="Screenshot 2026-09-16 103815.png"/>
+                    <pic:cNvPicPr/>
+                  </pic:nvPicPr>
+                  <pic:blipFill>
+                    <a:blip r:embed="rId9">
+                      <a:extLst>
+                        <a:ext uri="{28A0092B-C50C-407E-A947-70E740481C1C}">
+                          <a14:useLocalDpi xmlns:a14="http://schemas.microsoft.com/office/drawing/2010/main" val="0"/>
+                        </a:ext>
+                      </a:extLst>
+                    </a:blip>
+                    <a:stretch>
+                      <a:fillRect/>
+                    </a:stretch>
+                  </pic:blipFill>
+                  <pic:spPr>
+                    <a:xfrm>
+                      <a:off x="0" y="0"/>
+                      <a:ext cx="5943600" cy="4532630"/>
+                    </a:xfrm>
+                    <a:prstGeom prst="rect">
+                      <a:avLst/>
+                    </a:prstGeom>
+                  </pic:spPr>
+                </pic:pic>
+              </a:graphicData>
+            </a:graphic>
+          </wp:inline>
+        </w:drawing>
+      </w:r>
+      <w:bookmarkEnd w:id="0"/>
     </w:p>
     <w:p>
       <w:pPr>
@@ -383,7 +461,7 @@
                     <pic:cNvPicPr/>
                   </pic:nvPicPr>
                   <pic:blipFill>
-                    <a:blip r:embed="rId9" cstate="print">
+                    <a:blip r:embed="rId10" cstate="print">
                       <a:extLst>
                         <a:ext uri="{28A0092B-C50C-407E-A947-70E740481C1C}">
                           <a14:useLocalDpi xmlns:a14="http://schemas.microsoft.com/office/drawing/2010/main" val="0"/>
@@ -3129,7 +3207,7 @@
 </file>
 
 <file path=customXml/itemProps1.xml><?xml version="1.0" encoding="utf-8"?>
-<ds:datastoreItem xmlns:ds="http://schemas.openxmlformats.org/officeDocument/2006/customXml" ds:itemID="{CECF136F-6320-4659-A806-5E0BF3DD816E}">
+<ds:datastoreItem xmlns:ds="http://schemas.openxmlformats.org/officeDocument/2006/customXml" ds:itemID="{F055768B-9AB1-4DE4-A067-C74B2D0AB040}">
   <ds:schemaRefs>
     <ds:schemaRef ds:uri="http://schemas.openxmlformats.org/officeDocument/2006/bibliography"/>
   </ds:schemaRefs>
